--- a/lab4/Отчет по ЛР 4 Тышко Тимофей.docx
+++ b/lab4/Отчет по ЛР 4 Тышко Тимофей.docx
@@ -252,7 +252,7 @@
         <w:rPr>
           <w:sz w:val="28"/>
         </w:rPr>
-        <w:t>2. Привязка координат к сетке. Целые координаты (x; y) соответствуют центрам клеток: клетка (x; y) занимает на плоскости квадрат от x − 0,5 до x + 0,5 по горизонтали и от y − 0,5 до y + 0,5 по вертикали. Линии сетки проходят по границам клеток, то есть по полуцелым значениям, а оси координат – через центры клеток с номером 0, поэтому подписи делений стоят именно под центрами клеток. Идеальная геометрическая прямая или окружность, которую получил бы математик, рисуется поверх сетки красным пунктиром, и по ней видно, насколько каждый пиксель отклоняется от точного положения. Значение ровно 0,5 после округления соответствует границе клетки, поэтому для округления применяется функция ⌊v + 0,5⌋, а не Math.round: она одинаково округляет положительные и отрицательные числа.</w:t>
+        <w:t>2. Привязка координат к сетке. Целые координаты (x; y) соответствуют центрам клеток: клетка (x; y) занимает на плоскости квадрат от x − 0,5 до x + 0,5 по горизонтали и от y − 0,5 до y + 0,5 по вертикали. Линии сетки проходят по границам клеток, то есть по полуцелым значениям, а оси координат – через центры клеток с номером 0, поэтому подписи делений стоят именно под центрами клеток. Идеальная геометрическая прямая или окружность, которую получил бы математик, рисуется поверх сетки красным пунктиром, и по ней видно, насколько каждый пиксель отклоняется от точного положения. Для округления до ближайшего целого применяется функция ⌊v + 0,5⌋, а не Math.round: она одинаково округляет положительные и отрицательные числа. Пошаговый алгоритм использует именно округление, а ЦДА – усечение дробной части (см. ниже).</w:t>
       </w:r>
     </w:p>
     <w:p>
@@ -748,7 +748,7 @@
         <w:rPr>
           <w:sz w:val="28"/>
         </w:rPr>
-        <w:t>Координаты накапливаются в вещественном виде и перед выводом округляются. Каждый шаг содержит два сложения с вещественными числами и два округления, а погрешность представления приращения копится по мере прохождения отрезка.</w:t>
+        <w:t>Координаты накапливаются в вещественном виде, а перед выводом дробная часть отбрасывается: x_i и y_i заменяются на ⌊x_i⌋ и ⌊y_i⌋ (к значению добавляется 10⁻⁹, чтобы погрешность вещественного сложения не превратила целое число вроде 6,0 в 5,999999999 и не сдвинула конец отрезка). В отличие от округления усечение всегда сдвигает пиксель вниз и влево, поэтому ЦДА отклоняется от идеальной прямой до одного пикселя, а не до половины, и результат заметно отличается от пошагового алгоритма. Каждый шаг содержит два сложения с вещественными числами и два усечения, а погрешность представления приращения копится по мере прохождения отрезка.</w:t>
       </w:r>
     </w:p>
     <w:p>
@@ -2306,7 +2306,7 @@
         <w:rPr>
           <w:sz w:val="28"/>
         </w:rPr>
-        <w:t>ЦДА: L = max(9; 5) = 9, приращения Δx/L = 1 и Δy/L = 5/9 ≈ 0,556. Начиная с (1; 1), на каждом шаге x растёт на 1, а y – на 0,556: 1; 1,556; 2,111; 2,667; … После округления получаются пиксели (1; 1), (2; 2), (3; 2), (4; 3), …, (10; 6).</w:t>
+        <w:t>ЦДА: L = max(9; 5) = 9, приращения Δx/L = 1 и Δy/L = 5/9 ≈ 0,556. Начиная с (1; 1), на каждом шаге x растёт на 1, а y – на 0,556: 1; 1,556; 2,111; 2,667; … После усечения дробной части получаются пиксели (1; 1), (2; 1), (3; 2), (4; 2), (5; 3), (6; 3), (7; 4), (8; 4), (9; 5), (10; 6). В отличие от пошагового алгоритма, который округляет, в четырёх столбцах из десяти (x = 2, 4, 6, 8) пиксель получился на строку ниже: например, при x = 2 имеем y = 1,556, и ЦДА даёт 1, а пошаговый алгоритм – 2.</w:t>
       </w:r>
     </w:p>
     <w:tbl>
@@ -2606,7 +2606,7 @@
               <w:rPr>
                 <w:sz w:val="24"/>
               </w:rPr>
-              <w:t>2</w:t>
+              <w:t>1</w:t>
             </w:r>
           </w:p>
         </w:tc>
@@ -2790,7 +2790,7 @@
               <w:rPr>
                 <w:sz w:val="24"/>
               </w:rPr>
-              <w:t>3</w:t>
+              <w:t>2</w:t>
             </w:r>
           </w:p>
         </w:tc>
@@ -2974,7 +2974,7 @@
               <w:rPr>
                 <w:sz w:val="24"/>
               </w:rPr>
-              <w:t>4</w:t>
+              <w:t>3</w:t>
             </w:r>
           </w:p>
         </w:tc>
@@ -3158,7 +3158,7 @@
               <w:rPr>
                 <w:sz w:val="24"/>
               </w:rPr>
-              <w:t>5</w:t>
+              <w:t>4</w:t>
             </w:r>
           </w:p>
         </w:tc>
@@ -3359,7 +3359,7 @@
         <w:rPr>
           <w:sz w:val="28"/>
         </w:rPr>
-        <w:t>Алгоритм Брезенхема: e₀ = 2·5 − 9 = 1, при e &gt; 0 добавляется 2Δy − 2Δx = 10 − 18 = −8, иначе 2Δy = 10. Первый шаг: e₀ = 1 &gt; 0, диагональный шаг в (2; 2), e₁ = 1 − 8 = −7. Второй шаг: e₁ = −7 ≤ 0, прямой шаг в (3; 2), e₂ = −7 + 10 = 3. Далее процесс продолжается по таблице. Целочисленных вычислений достаточно: деления и вещественные числа не требуются, а множество пикселей совпало с результатом ЦДА.</w:t>
+        <w:t>Алгоритм Брезенхема: e₀ = 2·5 − 9 = 1, при e &gt; 0 добавляется 2Δy − 2Δx = 10 − 18 = −8, иначе 2Δy = 10. Первый шаг: e₀ = 1 &gt; 0, диагональный шаг в (2; 2), e₁ = 1 − 8 = −7. Второй шаг: e₁ = −7 ≤ 0, прямой шаг в (3; 2), e₂ = −7 + 10 = 3. Далее процесс продолжается по таблице. Целочисленных вычислений достаточно: деления и вещественные числа не требуются, а множество пикселей совпало с результатом пошагового алгоритма (оба выбирают ближайший к прямой пиксель), но отличается от ЦДА, который усекает.</w:t>
       </w:r>
     </w:p>
     <w:tbl>
@@ -6180,7 +6180,7 @@
               <a:graphicData uri="http://schemas.openxmlformats.org/drawingml/2006/picture">
                 <pic:pic>
                   <pic:nvPicPr>
-                    <pic:cNvPr id="0" name="grid_wu.png"/>
+                    <pic:cNvPr id="0" name="grid_dda.png"/>
                     <pic:cNvPicPr/>
                   </pic:nvPicPr>
                   <pic:blipFill>
@@ -6213,7 +6213,7 @@
         <w:rPr>
           <w:sz w:val="24"/>
         </w:rPr>
-        <w:t>Рисунок 2 – Тот же отрезок, алгоритм Ву: яркость пикселей подписана числами</w:t>
+        <w:t>Рисунок 2 – Тот же отрезок, ЦДА с усечением: в четырёх столбцах пиксель ниже, чем у пошагового алгоритма</w:t>
       </w:r>
     </w:p>
     <w:p>
@@ -6235,7 +6235,7 @@
               <a:graphicData uri="http://schemas.openxmlformats.org/drawingml/2006/picture">
                 <pic:pic>
                   <pic:nvPicPr>
-                    <pic:cNvPr id="0" name="grid_circle.png"/>
+                    <pic:cNvPr id="0" name="grid_wu.png"/>
                     <pic:cNvPicPr/>
                   </pic:nvPicPr>
                   <pic:blipFill>
@@ -6268,7 +6268,62 @@
         <w:rPr>
           <w:sz w:val="24"/>
         </w:rPr>
-        <w:t>Рисунок 3 – Окружность радиуса 6, алгоритм Брезенхема</w:t>
+        <w:t>Рисунок 3 – Тот же отрезок, алгоритм Ву: яркость пикселей подписана числами</w:t>
+      </w:r>
+    </w:p>
+    <w:p>
+      <w:pPr>
+        <w:keepNext/>
+        <w:spacing w:after="40"/>
+        <w:ind w:firstLine="0"/>
+        <w:jc w:val="center"/>
+      </w:pPr>
+      <w:r>
+        <w:drawing>
+          <wp:inline xmlns:a="http://schemas.openxmlformats.org/drawingml/2006/main" xmlns:pic="http://schemas.openxmlformats.org/drawingml/2006/picture">
+            <wp:extent cx="4500000" cy="2633576"/>
+            <wp:docPr id="4" name="Picture 4"/>
+            <wp:cNvGraphicFramePr>
+              <a:graphicFrameLocks noChangeAspect="1"/>
+            </wp:cNvGraphicFramePr>
+            <a:graphic>
+              <a:graphicData uri="http://schemas.openxmlformats.org/drawingml/2006/picture">
+                <pic:pic>
+                  <pic:nvPicPr>
+                    <pic:cNvPr id="0" name="grid_circle.png"/>
+                    <pic:cNvPicPr/>
+                  </pic:nvPicPr>
+                  <pic:blipFill>
+                    <a:blip r:embed="rId9"/>
+                    <a:stretch>
+                      <a:fillRect/>
+                    </a:stretch>
+                  </pic:blipFill>
+                  <pic:spPr>
+                    <a:xfrm>
+                      <a:off x="0" y="0"/>
+                      <a:ext cx="4500000" cy="2633576"/>
+                    </a:xfrm>
+                    <a:prstGeom prst="rect"/>
+                  </pic:spPr>
+                </pic:pic>
+              </a:graphicData>
+            </a:graphic>
+          </wp:inline>
+        </w:drawing>
+      </w:r>
+    </w:p>
+    <w:p>
+      <w:pPr>
+        <w:spacing w:after="200"/>
+        <w:ind w:firstLine="0"/>
+        <w:jc w:val="center"/>
+      </w:pPr>
+      <w:r>
+        <w:rPr>
+          <w:sz w:val="24"/>
+        </w:rPr>
+        <w:t>Рисунок 4 – Окружность радиуса 6, алгоритм Брезенхема</w:t>
       </w:r>
     </w:p>
     <w:p>
@@ -6281,7 +6336,7 @@
         <w:rPr>
           <w:sz w:val="28"/>
         </w:rPr>
-        <w:t>Корректность. Проверка выполнена на 20 000 случайных отрезков с координатами от −300 до 300, среди которых специально были горизонтальные, вертикальные и диагональные (в обоих направлениях) и 10 вырожденных отрезков из одной точки. Для пошагового алгоритма, ЦДА и алгоритма Брезенхема каждый отрезок содержит ровно max(|Δx|, |Δy|) + 1 пикселей, начинается и заканчивается в концах отрезка, а отклонение от идеальной прямой по вспомогательной оси не превышает 0,5 пикселя. У алгоритма Кастла-Питвея количество и концы также верны, а отклонение не превышает 0,998 пикселя (то есть меньше одного пикселя, но строка шагов смещена по фазе относительно строки Брезенхема, поэтому для части отрезков результат иной). Для алгоритма Ву сумма интенсивностей в каждом внутреннем столбце равна 1, а взвешенное среднее положение совпало с идеальной прямой с точностью до 10⁻¹¹. Окружности радиусов от 0 до 300 симметричны, наибольшее отклонение пикселя от радиуса равно 0,499 пикселя.</w:t>
+        <w:t>Корректность. Проверка выполнена на 20 000 случайных отрезков с координатами от −300 до 300, среди которых специально были горизонтальные, вертикальные и диагональные (в обоих направлениях) и 10 вырожденных отрезков из одной точки. Для пошагового алгоритма, ЦДА и алгоритма Брезенхема каждый отрезок содержит ровно max(|Δx|, |Δy|) + 1 пикселей и начинается и заканчивается в концах отрезка. Отклонение от идеальной прямой по вспомогательной оси не превышает 0,5 пикселя у пошагового алгоритма и алгоритма Брезенхема и достигает 0,998 пикселя у ЦДА с усечением (меньше одного пикселя, но вдвое больше, чем при округлении); такие отрезки ЦДА отличаются от пошагового алгоритма в 19 903 случаях из 20 000, а пошаговый алгоритм и Брезенхем – в 3 490. У алгоритма Кастла-Питвея количество и концы также верны, а отклонение не превышает 0,998 пикселя (то есть меньше одного пикселя, но строка шагов смещена по фазе относительно строки Брезенхема, поэтому для части отрезков результат иной). Для алгоритма Ву сумма интенсивностей в каждом внутреннем столбце равна 1, а взвешенное среднее положение совпало с идеальной прямой с точностью до 10⁻¹¹. Окружности радиусов от 0 до 300 симметричны, наибольшее отклонение пикселя от радиуса равно 0,499 пикселя.</w:t>
       </w:r>
     </w:p>
     <w:p>
@@ -6461,7 +6516,7 @@
               <w:rPr>
                 <w:sz w:val="22"/>
               </w:rPr>
-              <w:t>86,9</w:t>
+              <w:t>92,1</w:t>
             </w:r>
           </w:p>
         </w:tc>
@@ -6479,7 +6534,7 @@
               <w:rPr>
                 <w:sz w:val="22"/>
               </w:rPr>
-              <w:t>0,87</w:t>
+              <w:t>0,92</w:t>
             </w:r>
           </w:p>
         </w:tc>
@@ -6497,7 +6552,7 @@
               <w:rPr>
                 <w:sz w:val="22"/>
               </w:rPr>
-              <w:t>3,8</w:t>
+              <w:t>4,0</w:t>
             </w:r>
           </w:p>
         </w:tc>
@@ -6515,7 +6570,7 @@
               <w:rPr>
                 <w:sz w:val="22"/>
               </w:rPr>
-              <w:t>32,7</w:t>
+              <w:t>33,6</w:t>
             </w:r>
           </w:p>
         </w:tc>
@@ -6553,7 +6608,7 @@
               <w:rPr>
                 <w:sz w:val="22"/>
               </w:rPr>
-              <w:t>90,8</w:t>
+              <w:t>85,8</w:t>
             </w:r>
           </w:p>
         </w:tc>
@@ -6571,7 +6626,7 @@
               <w:rPr>
                 <w:sz w:val="22"/>
               </w:rPr>
-              <w:t>0,91</w:t>
+              <w:t>0,86</w:t>
             </w:r>
           </w:p>
         </w:tc>
@@ -6589,7 +6644,7 @@
               <w:rPr>
                 <w:sz w:val="22"/>
               </w:rPr>
-              <w:t>3,9</w:t>
+              <w:t>3,7</w:t>
             </w:r>
           </w:p>
         </w:tc>
@@ -6607,7 +6662,7 @@
               <w:rPr>
                 <w:sz w:val="22"/>
               </w:rPr>
-              <w:t>39,7</w:t>
+              <w:t>40,6</w:t>
             </w:r>
           </w:p>
         </w:tc>
@@ -6645,7 +6700,7 @@
               <w:rPr>
                 <w:sz w:val="22"/>
               </w:rPr>
-              <w:t>80,5</w:t>
+              <w:t>81,4</w:t>
             </w:r>
           </w:p>
         </w:tc>
@@ -6663,7 +6718,7 @@
               <w:rPr>
                 <w:sz w:val="22"/>
               </w:rPr>
-              <w:t>0,80</w:t>
+              <w:t>0,81</w:t>
             </w:r>
           </w:p>
         </w:tc>
@@ -6699,7 +6754,7 @@
               <w:rPr>
                 <w:sz w:val="22"/>
               </w:rPr>
-              <w:t>39,3</w:t>
+              <w:t>40,7</w:t>
             </w:r>
           </w:p>
         </w:tc>
@@ -6737,7 +6792,7 @@
               <w:rPr>
                 <w:sz w:val="22"/>
               </w:rPr>
-              <w:t>194,9</w:t>
+              <w:t>194,5</w:t>
             </w:r>
           </w:p>
         </w:tc>
@@ -6755,7 +6810,7 @@
               <w:rPr>
                 <w:sz w:val="22"/>
               </w:rPr>
-              <w:t>1,95</w:t>
+              <w:t>1,94</w:t>
             </w:r>
           </w:p>
         </w:tc>
@@ -6791,7 +6846,7 @@
               <w:rPr>
                 <w:sz w:val="22"/>
               </w:rPr>
-              <w:t>68,1</w:t>
+              <w:t>68,6</w:t>
             </w:r>
           </w:p>
         </w:tc>
@@ -6827,7 +6882,7 @@
               <w:rPr>
                 <w:sz w:val="22"/>
               </w:rPr>
-              <w:t>161,0</w:t>
+              <w:t>165,2</w:t>
             </w:r>
           </w:p>
         </w:tc>
@@ -6844,7 +6899,7 @@
               <w:rPr>
                 <w:sz w:val="22"/>
               </w:rPr>
-              <w:t>1,61</w:t>
+              <w:t>1,65</w:t>
             </w:r>
           </w:p>
         </w:tc>
@@ -6861,7 +6916,7 @@
               <w:rPr>
                 <w:sz w:val="22"/>
               </w:rPr>
-              <w:t>7,0</w:t>
+              <w:t>7,2</w:t>
             </w:r>
           </w:p>
         </w:tc>
@@ -6878,7 +6933,7 @@
               <w:rPr>
                 <w:sz w:val="22"/>
               </w:rPr>
-              <w:t>96,7</w:t>
+              <w:t>172,2</w:t>
             </w:r>
           </w:p>
         </w:tc>
@@ -6900,62 +6955,7 @@
         <w:rPr>
           <w:sz w:val="28"/>
         </w:rPr>
-        <w:t>Окружности: Брезенхем – 235,6 мс на 50 000 окружностей, то есть 4,7 мкс на окружность и 3,3 нс на запись в растр.</w:t>
-      </w:r>
-    </w:p>
-    <w:p>
-      <w:pPr>
-        <w:keepNext/>
-        <w:spacing w:after="40"/>
-        <w:ind w:firstLine="0"/>
-        <w:jc w:val="center"/>
-      </w:pPr>
-      <w:r>
-        <w:drawing>
-          <wp:inline xmlns:a="http://schemas.openxmlformats.org/drawingml/2006/main" xmlns:pic="http://schemas.openxmlformats.org/drawingml/2006/picture">
-            <wp:extent cx="5940000" cy="1787257"/>
-            <wp:docPr id="4" name="Picture 4"/>
-            <wp:cNvGraphicFramePr>
-              <a:graphicFrameLocks noChangeAspect="1"/>
-            </wp:cNvGraphicFramePr>
-            <a:graphic>
-              <a:graphicData uri="http://schemas.openxmlformats.org/drawingml/2006/picture">
-                <pic:pic>
-                  <pic:nvPicPr>
-                    <pic:cNvPr id="0" name="pair12.png"/>
-                    <pic:cNvPicPr/>
-                  </pic:nvPicPr>
-                  <pic:blipFill>
-                    <a:blip r:embed="rId9"/>
-                    <a:stretch>
-                      <a:fillRect/>
-                    </a:stretch>
-                  </pic:blipFill>
-                  <pic:spPr>
-                    <a:xfrm>
-                      <a:off x="0" y="0"/>
-                      <a:ext cx="5940000" cy="1787257"/>
-                    </a:xfrm>
-                    <a:prstGeom prst="rect"/>
-                  </pic:spPr>
-                </pic:pic>
-              </a:graphicData>
-            </a:graphic>
-          </wp:inline>
-        </w:drawing>
-      </w:r>
-    </w:p>
-    <w:p>
-      <w:pPr>
-        <w:spacing w:after="200"/>
-        <w:ind w:firstLine="0"/>
-        <w:jc w:val="center"/>
-      </w:pPr>
-      <w:r>
-        <w:rPr>
-          <w:sz w:val="24"/>
-        </w:rPr>
-        <w:t>Рисунок 4 – Время заполнения растра: слева – от числа отрезков, справа – от длины отрезков (10 000 штук)</w:t>
+        <w:t>Окружности: Брезенхем – 272,5 мс на 50 000 окружностей, то есть 5,5 мкс на окружность и 3,8 нс на запись в растр.</w:t>
       </w:r>
     </w:p>
     <w:p>
@@ -6977,7 +6977,7 @@
               <a:graphicData uri="http://schemas.openxmlformats.org/drawingml/2006/picture">
                 <pic:pic>
                   <pic:nvPicPr>
-                    <pic:cNvPr id="0" name="pair34.png"/>
+                    <pic:cNvPr id="0" name="pair12.png"/>
                     <pic:cNvPicPr/>
                   </pic:nvPicPr>
                   <pic:blipFill>
@@ -7010,7 +7010,62 @@
         <w:rPr>
           <w:sz w:val="24"/>
         </w:rPr>
-        <w:t>Рисунок 5 – Окружности: слева – время от числа окружностей, справа – время на 5 000 окружностей от радиуса</w:t>
+        <w:t>Рисунок 5 – Время заполнения растра: слева – от числа отрезков, справа – от длины отрезков (10 000 штук)</w:t>
+      </w:r>
+    </w:p>
+    <w:p>
+      <w:pPr>
+        <w:keepNext/>
+        <w:spacing w:after="40"/>
+        <w:ind w:firstLine="0"/>
+        <w:jc w:val="center"/>
+      </w:pPr>
+      <w:r>
+        <w:drawing>
+          <wp:inline xmlns:a="http://schemas.openxmlformats.org/drawingml/2006/main" xmlns:pic="http://schemas.openxmlformats.org/drawingml/2006/picture">
+            <wp:extent cx="5940000" cy="1787257"/>
+            <wp:docPr id="6" name="Picture 6"/>
+            <wp:cNvGraphicFramePr>
+              <a:graphicFrameLocks noChangeAspect="1"/>
+            </wp:cNvGraphicFramePr>
+            <a:graphic>
+              <a:graphicData uri="http://schemas.openxmlformats.org/drawingml/2006/picture">
+                <pic:pic>
+                  <pic:nvPicPr>
+                    <pic:cNvPr id="0" name="pair34.png"/>
+                    <pic:cNvPicPr/>
+                  </pic:nvPicPr>
+                  <pic:blipFill>
+                    <a:blip r:embed="rId13"/>
+                    <a:stretch>
+                      <a:fillRect/>
+                    </a:stretch>
+                  </pic:blipFill>
+                  <pic:spPr>
+                    <a:xfrm>
+                      <a:off x="0" y="0"/>
+                      <a:ext cx="5940000" cy="1787257"/>
+                    </a:xfrm>
+                    <a:prstGeom prst="rect"/>
+                  </pic:spPr>
+                </pic:pic>
+              </a:graphicData>
+            </a:graphic>
+          </wp:inline>
+        </w:drawing>
+      </w:r>
+    </w:p>
+    <w:p>
+      <w:pPr>
+        <w:spacing w:after="200"/>
+        <w:ind w:firstLine="0"/>
+        <w:jc w:val="center"/>
+      </w:pPr>
+      <w:r>
+        <w:rPr>
+          <w:sz w:val="24"/>
+        </w:rPr>
+        <w:t>Рисунок 6 – Окружности: слева – время от числа окружностей, справа – время на 5 000 окружностей от радиуса</w:t>
       </w:r>
     </w:p>
     <w:p>
@@ -7036,7 +7091,7 @@
         <w:rPr>
           <w:sz w:val="28"/>
         </w:rPr>
-        <w:t>Почему ЦДА медленнее Брезенхема. На каждом шаге ЦДА выполняет два сложения вещественных чисел (x и y), два прибавления 0,5, два округления вниз и два преобразования вещественного числа в целое, а алгоритм Брезенхема – одно сравнение и два целочисленных сложения. Главное различие связано с зависимостью по данным: следующее значение x в ЦДА нельзя вычислить, пока не закончено предыдущее сложение, а сложение вещественных чисел занимает несколько тактов процессора, тогда как целочисленное – один такт. Пошаговый алгоритм каждое значение считает независимо, поэтому процессор может вести несколько шагов параллельно, но он делает умножение и округление. Кроме того, приращение Δx/L не представимо точно, поэтому ЦДА накапливает погрешность порядка L·ε (ε порядка 10⁻¹⁶ для двойной точности), а Брезенхем остаётся точным при любой длине.</w:t>
+        <w:t>Почему ЦДА медленнее Брезенхема. На каждом шаге ЦДА выполняет два сложения вещественных чисел (x и y), два прибавления малой поправки, два усечения вниз и два преобразования вещественного числа в целое, а алгоритм Брезенхема – одно сравнение и два целочисленных сложения. Главное различие связано с зависимостью по данным: следующее значение x в ЦДА нельзя вычислить, пока не закончено предыдущее сложение, а сложение вещественных чисел занимает несколько тактов процессора, тогда как целочисленное – один такт. Пошаговый алгоритм каждое значение считает независимо, поэтому процессор может вести несколько шагов параллельно, но он делает умножение и округление. Кроме того, приращение Δx/L не представимо точно, поэтому ЦДА накапливает погрешность порядка L·ε (ε порядка 10⁻¹⁶ для двойной точности), а Брезенхем остаётся точным при любой длине.</w:t>
       </w:r>
     </w:p>
     <w:p>
@@ -7049,7 +7104,7 @@
         <w:rPr>
           <w:sz w:val="28"/>
         </w:rPr>
-        <w:t>Чтобы проверить это на практике, составлена отдельная программа на языке C (lab4/bench.c, компиляция gcc -O2) с теми же тремя алгоритмами и теми же 100 000 отрезков, в которой вместо растра накапливается контрольная сумма координат. Результаты: Брезенхем – 18,0 мс, пошаговый – 35,9 мс, ЦДА – 51,8 мс. Таким образом, ЦДА примерно в 2,9 раза медленнее Брезенхема, пошаговый алгоритм – в 2,0 раза, что подтверждается и зависимостью от длины (рисунок 6): время растёт линейно, но наклон прямой у ЦДА существенно больше.</w:t>
+        <w:t>Чтобы проверить это на практике, составлена отдельная программа на языке C (lab4/bench.c, компиляция gcc -O2) с теми же тремя алгоритмами и теми же 100 000 отрезков, в которой вместо растра накапливается контрольная сумма координат. Результаты: Брезенхем – 17,5 мс, пошаговый – 36,1 мс, ЦДА – 52,2 мс. Таким образом, ЦДА примерно в 3,0 раза медленнее Брезенхема, пошаговый алгоритм – в 2,1 раза, что подтверждается и зависимостью от длины (рисунок 7): время растёт линейно, но наклон прямой у ЦДА существенно больше.</w:t>
       </w:r>
     </w:p>
     <w:p>
@@ -7063,7 +7118,7 @@
         <w:drawing>
           <wp:inline xmlns:a="http://schemas.openxmlformats.org/drawingml/2006/main" xmlns:pic="http://schemas.openxmlformats.org/drawingml/2006/picture">
             <wp:extent cx="4140000" cy="2513571"/>
-            <wp:docPr id="6" name="Picture 6"/>
+            <wp:docPr id="7" name="Picture 7"/>
             <wp:cNvGraphicFramePr>
               <a:graphicFrameLocks noChangeAspect="1"/>
             </wp:cNvGraphicFramePr>
@@ -7075,7 +7130,7 @@
                     <pic:cNvPicPr/>
                   </pic:nvPicPr>
                   <pic:blipFill>
-                    <a:blip r:embed="rId13"/>
+                    <a:blip r:embed="rId14"/>
                     <a:stretch>
                       <a:fillRect/>
                     </a:stretch>
@@ -7104,7 +7159,7 @@
         <w:rPr>
           <w:sz w:val="24"/>
         </w:rPr>
-        <w:t>Рисунок 6 – Время на 10 000 отрезков в эксперименте на C</w:t>
+        <w:t>Рисунок 7 – Время на 10 000 отрезков в эксперименте на C</w:t>
       </w:r>
     </w:p>
     <w:p>
@@ -7117,7 +7172,7 @@
         <w:rPr>
           <w:sz w:val="28"/>
         </w:rPr>
-        <w:t>В браузерной реализации на JavaScript такая разница не наблюдается: на 100 000 отрезков пошаговый алгоритм, ЦДА и Брезенхем занимают 86,9, 90,8 и 80,5 мс при записи в растр и 32,7, 39,7 и 39,3 мс только на вычисления. Четыре повторных запуска всего теста дали отношение времени ЦДА к Брезенхему от 0,97 до 1,13 при записи в растр и от 0,88 до 1,04 при вычислениях, то есть разница лежит в пределах разброса между запусками. Причина в том, что при 1,7–3,5 нс на пиксель (несколько тактов) арифметика, преобразование типов, вызов setPixel, проверка границ и запись в память дают накладные расходы, которые сильнее отличия в арифметике, а разница между целыми и вещественными операциями при этом не успевает проявиться. Поэтому преимущество Брезенхема в таком окружении не проявляется, а в скомпилированной программе без накладных расходов оно оказывается почти трёхкратным.</w:t>
+        <w:t>В браузерной реализации на JavaScript такая разница не наблюдается: на 100 000 отрезков пошаговый алгоритм, ЦДА и Брезенхем занимают 92,1, 85,8 и 81,4 мс при записи в растр и 33,6, 40,6 и 40,7 мс только на вычисления. Шесть повторных запусков всего теста дали отношение времени ЦДА к Брезенхему от 0,73 до 1,19 при записи в растр и от 0,99 до 1,10 при вычислениях, то есть разница лежит в пределах разброса между запусками. Причина в том, что при 1,5–1,8 нс на пиксель на вычисления и 3,5–4,0 нс с записью в растр (несколько тактов) арифметика, преобразование типов, вызов setPixel, проверка границ и запись в память дают накладные расходы, которые сильнее отличия в арифметике, а разница между целыми и вещественными операциями при этом не успевает проявиться. Поэтому преимущество Брезенхема в таком окружении не проявляется, а в скомпилированной программе без накладных расходов оно оказывается почти трёхкратным.</w:t>
       </w:r>
     </w:p>
     <w:p>
@@ -7131,7 +7186,7 @@
         <w:drawing>
           <wp:inline xmlns:a="http://schemas.openxmlformats.org/drawingml/2006/main" xmlns:pic="http://schemas.openxmlformats.org/drawingml/2006/picture">
             <wp:extent cx="5940000" cy="1787257"/>
-            <wp:docPr id="7" name="Picture 7"/>
+            <wp:docPr id="8" name="Picture 8"/>
             <wp:cNvGraphicFramePr>
               <a:graphicFrameLocks noChangeAspect="1"/>
             </wp:cNvGraphicFramePr>
@@ -7143,7 +7198,7 @@
                     <pic:cNvPicPr/>
                   </pic:nvPicPr>
                   <pic:blipFill>
-                    <a:blip r:embed="rId14"/>
+                    <a:blip r:embed="rId15"/>
                     <a:stretch>
                       <a:fillRect/>
                     </a:stretch>
@@ -7172,7 +7227,7 @@
         <w:rPr>
           <w:sz w:val="24"/>
         </w:rPr>
-        <w:t>Рисунок 7 – Только вычисления без записи в растр (JavaScript): слева – от числа отрезков, справа – от длины</w:t>
+        <w:t>Рисунок 8 – Только вычисления без записи в растр (JavaScript): слева – от числа отрезков, справа – от длины</w:t>
       </w:r>
     </w:p>
     <w:p>
@@ -7215,7 +7270,7 @@
         <w:rPr>
           <w:sz w:val="28"/>
         </w:rPr>
-        <w:t>Алгоритмы различаются способом выбора пикселя. Пошаговый алгоритм находит ординату по уравнению прямой и округляет её на каждом шаге. ЦДА накапливает дробные приращения, поэтому проще, но использует вещественные числа и накапливает погрешность. Алгоритм Брезенхема заменяет вещественные числа целочисленной ошибкой e = 2Δy − Δx и выбирает между прямым и диагональным шагом по её знаку; для окружности используется параметр d = 3 − 2R и симметрия по восьми октантам. Если свести выбор к одному обобщённому циклу с модулями разностей, знаками шагов и обменом осей, то алгоритмы одинаково верно работают для отрезков любого направления.</w:t>
+        <w:t>Алгоритмы различаются способом выбора пикселя. Пошаговый алгоритм находит ординату по уравнению прямой и округляет её на каждом шаге. ЦДА накапливает дробные приращения и отбрасывает дробную часть, поэтому проще, но использует вещественные числа, накапливает погрешность и сдвигает линию вниз-влево: отклонение достигает почти пикселя. Алгоритм Брезенхема заменяет вещественные числа целочисленной ошибкой e = 2Δy − Δx и выбирает между прямым и диагональным шагом по её знаку; для окружности используется параметр d = 3 − 2R и симметрия по восьми октантам. Если свести выбор к одному обобщённому циклу с модулями разностей, знаками шагов и обменом осей, то алгоритмы одинаково верно работают для отрезков любого направления.</w:t>
       </w:r>
     </w:p>
     <w:p>
@@ -7254,7 +7309,7 @@
         <w:rPr>
           <w:sz w:val="28"/>
         </w:rPr>
-        <w:t>Корректность проверена на 20 000 случайных отрезков и на окружностях радиусов до 300: все алгоритмы дают нужное число пикселей, верные концы и отклонение не более 0,5 пикселя (0,998 для Кастла-Питвея), для алгоритма Ву сумма интенсивностей столбца равна 1. Результат алгоритма Брезенхема для окружностей совпал с библиотекой scikit-image во всех 200 случаях, а для отрезков отличается только выбором при равных расстояниях.</w:t>
+        <w:t>Корректность проверена на 20 000 случайных отрезков и на окружностях радиусов до 300: все алгоритмы дают нужное число пикселей, верные концы и отклонение не более 0,5 пикселя (0,998 для ЦДА с усечением и для Кастла-Питвея), для алгоритма Ву сумма интенсивностей столбца равна 1. Результат алгоритма Брезенхема для окружностей совпал с библиотекой scikit-image во всех 200 случаях, а для отрезков отличается только выбором при равных расстояниях.</w:t>
       </w:r>
     </w:p>
     <w:p>
@@ -7267,7 +7322,7 @@
         <w:rPr>
           <w:sz w:val="28"/>
         </w:rPr>
-        <w:t>Стресс-тест на 100 000 случайных отрезков во всех 8 октантах и 50 000 окружностях показал, что время растёт линейно с числом примитивов и их длиной, то есть сложность алгоритмов равна O(L) и O(R). В браузере 100 000 отрезков строятся за 80,5 мс алгоритмом Брезенхема, за 90,8 мс ЦДА и за 194,9 мс алгоритмом Ву, а 50 000 окружностей – за 235,6 мс. В скомпилированной программе на C алгоритм Брезенхема примерно в 2,9 раза быстрее ЦДА из-за целочисленной арифметики без округлений и из-за короткой зависимости по данным между итерациями, а в JavaScript разница скрыта накладными расходами записи в растр и лежит в пределах разброса измерений. Таким образом, программа выполняет обязательные требования лабораторной работы и дополнительные задания: сглаживание Ву, алгоритм Кастла-Питвея, виртуальный растр и бенчмарк на 100 000 примитивов с графиками.</w:t>
+        <w:t>Стресс-тест на 100 000 случайных отрезков во всех 8 октантах и 50 000 окружностях показал, что время растёт линейно с числом примитивов и их длиной, то есть сложность алгоритмов равна O(L) и O(R). В браузере 100 000 отрезков строятся за 81,4 мс алгоритмом Брезенхема, за 85,8 мс ЦДА и за 194,5 мс алгоритмом Ву, а 50 000 окружностей – за 272,5 мс. В скомпилированной программе на C алгоритм Брезенхема примерно в 3,0 раза быстрее ЦДА из-за целочисленной арифметики без округлений и из-за короткой зависимости по данным между итерациями, а в JavaScript разница скрыта накладными расходами записи в растр и лежит в пределах разброса измерений. Таким образом, программа выполняет обязательные требования лабораторной работы и дополнительные задания: сглаживание Ву, алгоритм Кастла-Питвея, виртуальный растр и бенчмарк на 100 000 примитивов с графиками.</w:t>
       </w:r>
     </w:p>
     <w:sectPr>
